--- a/PHOCS-Docgentemplates/PHOCSInspReportTemplate.docx
+++ b/PHOCS-Docgentemplates/PHOCSInspReportTemplate.docx
@@ -2,20 +2,6 @@
 <file path=word/document.xml><?xml version="1.0" encoding="utf-8"?>
 <w:document xmlns:wpc="http://schemas.microsoft.com/office/word/2010/wordprocessingCanvas" xmlns:cx="http://schemas.microsoft.com/office/drawing/2014/chartex" xmlns:cx1="http://schemas.microsoft.com/office/drawing/2015/9/8/chartex" xmlns:cx2="http://schemas.microsoft.com/office/drawing/2015/10/21/chartex" xmlns:cx3="http://schemas.microsoft.com/office/drawing/2016/5/9/chartex" xmlns:cx4="http://schemas.microsoft.com/office/drawing/2016/5/10/chartex" xmlns:cx5="http://schemas.microsoft.com/office/drawing/2016/5/11/chartex" xmlns:cx6="http://schemas.microsoft.com/office/drawing/2016/5/12/chartex" xmlns:cx7="http://schemas.microsoft.com/office/drawing/2016/5/13/chartex" xmlns:cx8="http://schemas.microsoft.com/office/drawing/2016/5/14/chartex" xmlns:mc="http://schemas.openxmlformats.org/markup-compatibility/2006" xmlns:aink="http://schemas.microsoft.com/office/drawing/2016/ink" xmlns:am3d="http://schemas.microsoft.com/office/drawing/2017/model3d" xmlns:o="urn:schemas-microsoft-com:office:office" xmlns:oel="http://schemas.microsoft.com/office/2019/extlst" xmlns:r="http://schemas.openxmlformats.org/officeDocument/2006/relationships" xmlns:m="http://schemas.openxmlformats.org/officeDocument/2006/math" xmlns:v="urn:schemas-microsoft-com:vml" xmlns:wp14="http://schemas.microsoft.com/office/word/2010/wordprocessingDrawing" xmlns:wp="http://schemas.openxmlformats.org/drawingml/2006/wordprocessingDrawing" xmlns:w10="urn:schemas-microsoft-com:office:word" xmlns:w="http://schemas.openxmlformats.org/wordprocessingml/2006/main" xmlns:w14="http://schemas.microsoft.com/office/word/2010/wordml" xmlns:w15="http://schemas.microsoft.com/office/word/2012/wordml" xmlns:w16cei="http://schemas.microsoft.com/office/word/2026/wordml/cei" xmlns:w16cex="http://schemas.microsoft.com/office/word/2018/wordml/cex" xmlns:w16cid="http://schemas.microsoft.com/office/word/2016/wordml/cid" xmlns:w16="http://schemas.microsoft.com/office/word/2018/wordml" xmlns:w16du="http://schemas.microsoft.com/office/word/2023/wordml/word16du" xmlns:w16sdtdh="http://schemas.microsoft.com/office/word/2020/wordml/sdtdatahash" xmlns:w16sdtfl="http://schemas.microsoft.com/office/word/2024/wordml/sdtformatlock" xmlns:w16se="http://schemas.microsoft.com/office/word/2015/wordml/symex" xmlns:wpg="http://schemas.microsoft.com/office/word/2010/wordprocessingGroup" xmlns:wpi="http://schemas.microsoft.com/office/word/2010/wordprocessingInk" xmlns:wne="http://schemas.microsoft.com/office/word/2006/wordml" xmlns:wps="http://schemas.microsoft.com/office/word/2010/wordprocessingShape" mc:Ignorable="w14 w15 w16se w16cid w16 w16cex w16sdtdh w16sdtfl w16du wp14">
   <w:body>
-    <w:p>
-      <w:pPr>
-        <w:spacing w:after="60"/>
-        <w:rPr>
-          <w:rFonts w:ascii="BC Sans" w:eastAsia="BC Sans" w:hAnsi="BC Sans" w:cs="BC Sans"/>
-          <w:b/>
-          <w:bCs/>
-          <w:color w:val="00B0F0"/>
-          <w:sz w:val="24"/>
-          <w:szCs w:val="24"/>
-          <w:lang w:val="en-US"/>
-        </w:rPr>
-      </w:pPr>
-    </w:p>
     <w:tbl>
       <w:tblPr>
         <w:tblpPr w:leftFromText="180" w:rightFromText="180" w:vertAnchor="text" w:tblpX="-5" w:tblpY="1"/>
@@ -33,9 +19,9 @@
         <w:tblLook w:val="0600" w:firstRow="0" w:lastRow="0" w:firstColumn="0" w:lastColumn="0" w:noHBand="1" w:noVBand="1"/>
       </w:tblPr>
       <w:tblGrid>
-        <w:gridCol w:w="3544"/>
-        <w:gridCol w:w="3686"/>
-        <w:gridCol w:w="2126"/>
+        <w:gridCol w:w="3114"/>
+        <w:gridCol w:w="3260"/>
+        <w:gridCol w:w="2982"/>
       </w:tblGrid>
       <w:tr>
         <w:trPr>
@@ -43,7 +29,7 @@
         </w:trPr>
         <w:tc>
           <w:tcPr>
-            <w:tcW w:w="3544" w:type="dxa"/>
+            <w:tcW w:w="3114" w:type="dxa"/>
           </w:tcPr>
           <w:p>
             <w:pPr>
@@ -116,7 +102,7 @@
         </w:tc>
         <w:tc>
           <w:tcPr>
-            <w:tcW w:w="3686" w:type="dxa"/>
+            <w:tcW w:w="3260" w:type="dxa"/>
           </w:tcPr>
           <w:p>
             <w:pPr>
@@ -210,7 +196,7 @@
         </w:tc>
         <w:tc>
           <w:tcPr>
-            <w:tcW w:w="2126" w:type="dxa"/>
+            <w:tcW w:w="2982" w:type="dxa"/>
           </w:tcPr>
           <w:p>
             <w:pPr>
@@ -302,7 +288,7 @@
         </w:trPr>
         <w:tc>
           <w:tcPr>
-            <w:tcW w:w="3544" w:type="dxa"/>
+            <w:tcW w:w="3114" w:type="dxa"/>
           </w:tcPr>
           <w:p>
             <w:pPr>
@@ -374,7 +360,7 @@
         </w:tc>
         <w:tc>
           <w:tcPr>
-            <w:tcW w:w="3686" w:type="dxa"/>
+            <w:tcW w:w="3260" w:type="dxa"/>
           </w:tcPr>
           <w:p>
             <w:pPr>
@@ -391,7 +377,7 @@
         </w:tc>
         <w:tc>
           <w:tcPr>
-            <w:tcW w:w="2126" w:type="dxa"/>
+            <w:tcW w:w="2982" w:type="dxa"/>
           </w:tcPr>
           <w:p>
             <w:pPr>
@@ -413,7 +399,7 @@
         </w:trPr>
         <w:tc>
           <w:tcPr>
-            <w:tcW w:w="3544" w:type="dxa"/>
+            <w:tcW w:w="3114" w:type="dxa"/>
           </w:tcPr>
           <w:p>
             <w:pPr>
@@ -541,7 +527,7 @@
         </w:tc>
         <w:tc>
           <w:tcPr>
-            <w:tcW w:w="3686" w:type="dxa"/>
+            <w:tcW w:w="3260" w:type="dxa"/>
           </w:tcPr>
           <w:p>
             <w:pPr>
@@ -623,7 +609,7 @@
         </w:tc>
         <w:tc>
           <w:tcPr>
-            <w:tcW w:w="2126" w:type="dxa"/>
+            <w:tcW w:w="2982" w:type="dxa"/>
           </w:tcPr>
           <w:p>
             <w:pPr>
@@ -772,7 +758,7 @@
         </w:trPr>
         <w:tc>
           <w:tcPr>
-            <w:tcW w:w="3544" w:type="dxa"/>
+            <w:tcW w:w="3114" w:type="dxa"/>
           </w:tcPr>
           <w:p>
             <w:pPr>
@@ -866,7 +852,7 @@
         </w:tc>
         <w:tc>
           <w:tcPr>
-            <w:tcW w:w="3686" w:type="dxa"/>
+            <w:tcW w:w="3260" w:type="dxa"/>
           </w:tcPr>
           <w:p>
             <w:pPr>
@@ -1082,7 +1068,7 @@
         </w:tc>
         <w:tc>
           <w:tcPr>
-            <w:tcW w:w="2126" w:type="dxa"/>
+            <w:tcW w:w="2982" w:type="dxa"/>
           </w:tcPr>
           <w:p>
             <w:pPr>
@@ -1171,7 +1157,7 @@
         </w:trPr>
         <w:tc>
           <w:tcPr>
-            <w:tcW w:w="3544" w:type="dxa"/>
+            <w:tcW w:w="3114" w:type="dxa"/>
           </w:tcPr>
           <w:p>
             <w:pPr>
@@ -1238,7 +1224,7 @@
         </w:tc>
         <w:tc>
           <w:tcPr>
-            <w:tcW w:w="3686" w:type="dxa"/>
+            <w:tcW w:w="3260" w:type="dxa"/>
           </w:tcPr>
           <w:p>
             <w:pPr>
@@ -1255,7 +1241,7 @@
         </w:tc>
         <w:tc>
           <w:tcPr>
-            <w:tcW w:w="2126" w:type="dxa"/>
+            <w:tcW w:w="2982" w:type="dxa"/>
           </w:tcPr>
           <w:p>
             <w:pPr>
@@ -1288,8 +1274,8 @@
           <w:b/>
           <w:bCs/>
           <w:color w:val="2F5496" w:themeColor="accent1" w:themeShade="BF"/>
-          <w:sz w:val="28"/>
-          <w:szCs w:val="28"/>
+          <w:sz w:val="24"/>
+          <w:szCs w:val="24"/>
           <w:lang w:val="en-CA"/>
         </w:rPr>
         <w:t>{{#IF_showOpeningComments}}</w:t>
@@ -1337,7 +1323,6 @@
           <w:sz w:val="28"/>
           <w:szCs w:val="28"/>
         </w:rPr>
-        <w:lastRenderedPageBreak/>
         <w:br/>
       </w:r>
       <w:r>
@@ -1439,6 +1424,7 @@
         </w:rPr>
       </w:pPr>
       <w:r>
+        <w:lastRenderedPageBreak/>
         <w:br/>
       </w:r>
       <w:r>
@@ -1451,6 +1437,17 @@
           <w:szCs w:val="28"/>
         </w:rPr>
         <w:t>Inspection Findings</w:t>
+      </w:r>
+      <w:r>
+        <w:rPr>
+          <w:rFonts w:ascii="BC Sans" w:hAnsi="BC Sans"/>
+          <w:b/>
+          <w:bCs/>
+          <w:color w:val="2F5496" w:themeColor="accent1" w:themeShade="BF"/>
+          <w:sz w:val="28"/>
+          <w:szCs w:val="28"/>
+        </w:rPr>
+        <w:br/>
       </w:r>
     </w:p>
     <w:tbl>
@@ -1476,7 +1473,6 @@
       <w:tr>
         <w:trPr>
           <w:trHeight w:val="300"/>
-          <w:tblHeader/>
         </w:trPr>
         <w:tc>
           <w:tcPr>
@@ -2392,21 +2388,10 @@
           <w:b/>
           <w:bCs/>
           <w:color w:val="2F5496" w:themeColor="accent1" w:themeShade="BF"/>
-          <w:sz w:val="28"/>
-          <w:szCs w:val="28"/>
+          <w:sz w:val="24"/>
+          <w:szCs w:val="24"/>
         </w:rPr>
-        <w:t>{{</w:t>
-      </w:r>
-      <w:r>
-        <w:rPr>
-          <w:rFonts w:ascii="BC Sans" w:hAnsi="BC Sans"/>
-          <w:b/>
-          <w:bCs/>
-          <w:color w:val="2F5496" w:themeColor="accent1" w:themeShade="BF"/>
-          <w:sz w:val="28"/>
-          <w:szCs w:val="28"/>
-        </w:rPr>
-        <w:t>/</w:t>
+        <w:t>{{/</w:t>
       </w:r>
       <w:proofErr w:type="spellStart"/>
       <w:r>
@@ -2415,8 +2400,8 @@
           <w:b/>
           <w:bCs/>
           <w:color w:val="2F5496" w:themeColor="accent1" w:themeShade="BF"/>
-          <w:sz w:val="28"/>
-          <w:szCs w:val="28"/>
+          <w:sz w:val="24"/>
+          <w:szCs w:val="24"/>
         </w:rPr>
         <w:t>InspectionFindings</w:t>
       </w:r>
@@ -2428,8 +2413,8 @@
           <w:b/>
           <w:bCs/>
           <w:color w:val="2F5496" w:themeColor="accent1" w:themeShade="BF"/>
-          <w:sz w:val="28"/>
-          <w:szCs w:val="28"/>
+          <w:sz w:val="24"/>
+          <w:szCs w:val="24"/>
         </w:rPr>
         <w:t>}}</w:t>
       </w:r>
@@ -2439,8 +2424,8 @@
           <w:b/>
           <w:bCs/>
           <w:color w:val="2F5496" w:themeColor="accent1" w:themeShade="BF"/>
-          <w:sz w:val="28"/>
-          <w:szCs w:val="28"/>
+          <w:sz w:val="24"/>
+          <w:szCs w:val="24"/>
           <w:lang w:val="en-CA"/>
         </w:rPr>
         <w:t>{</w:t>
@@ -2452,8 +2437,8 @@
           <w:b/>
           <w:bCs/>
           <w:color w:val="2F5496" w:themeColor="accent1" w:themeShade="BF"/>
-          <w:sz w:val="28"/>
-          <w:szCs w:val="28"/>
+          <w:sz w:val="24"/>
+          <w:szCs w:val="24"/>
           <w:lang w:val="en-CA"/>
         </w:rPr>
         <w:t>{#IF_showClosingComments}}</w:t>
@@ -2634,6 +2619,28 @@
           </w:p>
           <w:p>
             <w:pPr>
+              <w:rPr>
+                <w:rFonts w:ascii="BC Sans" w:eastAsia="BC Sans" w:hAnsi="BC Sans" w:cs="BC Sans"/>
+                <w:b/>
+                <w:bCs/>
+                <w:sz w:val="24"/>
+                <w:szCs w:val="24"/>
+              </w:rPr>
+            </w:pPr>
+          </w:p>
+          <w:p>
+            <w:pPr>
+              <w:rPr>
+                <w:rFonts w:ascii="BC Sans" w:eastAsia="BC Sans" w:hAnsi="BC Sans" w:cs="BC Sans"/>
+                <w:b/>
+                <w:bCs/>
+                <w:sz w:val="24"/>
+                <w:szCs w:val="24"/>
+              </w:rPr>
+            </w:pPr>
+          </w:p>
+          <w:p>
+            <w:pPr>
               <w:pBdr>
                 <w:bottom w:val="single" w:sz="4" w:space="0" w:color="1A1A2E"/>
               </w:pBdr>
@@ -2641,6 +2648,74 @@
                 <w:rFonts w:ascii="BC Sans" w:eastAsia="BC Sans" w:hAnsi="BC Sans" w:cs="BC Sans"/>
                 <w:sz w:val="24"/>
                 <w:szCs w:val="24"/>
+              </w:rPr>
+            </w:pPr>
+          </w:p>
+          <w:p>
+            <w:pPr>
+              <w:spacing w:before="60"/>
+              <w:rPr>
+                <w:rFonts w:ascii="BC Sans" w:eastAsia="BC Sans" w:hAnsi="BC Sans" w:cs="BC Sans"/>
+                <w:sz w:val="24"/>
+                <w:szCs w:val="24"/>
+                <w:lang w:val="en-US"/>
+              </w:rPr>
+            </w:pPr>
+            <w:r>
+              <w:rPr>
+                <w:rFonts w:ascii="BC Sans" w:eastAsia="BC Sans" w:hAnsi="BC Sans" w:cs="BC Sans"/>
+                <w:sz w:val="24"/>
+                <w:szCs w:val="24"/>
+                <w:lang w:val="en-US"/>
+              </w:rPr>
+              <w:t>{</w:t>
+            </w:r>
+            <w:r>
+              <w:rPr>
+                <w:rFonts w:ascii="BC Sans" w:eastAsia="BC Sans" w:hAnsi="BC Sans" w:cs="BC Sans"/>
+                <w:sz w:val="24"/>
+                <w:szCs w:val="24"/>
+                <w:lang w:val="en-US"/>
+              </w:rPr>
+              <w:t>{</w:t>
+            </w:r>
+            <w:proofErr w:type="spellStart"/>
+            <w:r>
+              <w:rPr>
+                <w:rFonts w:ascii="BC Sans" w:eastAsia="BC Sans" w:hAnsi="BC Sans" w:cs="BC Sans"/>
+                <w:sz w:val="24"/>
+                <w:szCs w:val="24"/>
+              </w:rPr>
+              <w:t>environmentalHealthOfficer</w:t>
+            </w:r>
+            <w:proofErr w:type="spellEnd"/>
+            <w:r>
+              <w:rPr>
+                <w:rFonts w:ascii="BC Sans" w:eastAsia="BC Sans" w:hAnsi="BC Sans" w:cs="BC Sans"/>
+                <w:sz w:val="24"/>
+                <w:szCs w:val="24"/>
+                <w:lang w:val="en-US"/>
+              </w:rPr>
+              <w:t>}</w:t>
+            </w:r>
+            <w:r>
+              <w:rPr>
+                <w:rFonts w:ascii="BC Sans" w:eastAsia="BC Sans" w:hAnsi="BC Sans" w:cs="BC Sans"/>
+                <w:sz w:val="24"/>
+                <w:szCs w:val="24"/>
+                <w:lang w:val="en-US"/>
+              </w:rPr>
+              <w:t xml:space="preserve">} </w:t>
+            </w:r>
+          </w:p>
+          <w:p>
+            <w:pPr>
+              <w:spacing w:before="60"/>
+              <w:rPr>
+                <w:rFonts w:ascii="BC Sans" w:eastAsia="BC Sans" w:hAnsi="BC Sans" w:cs="BC Sans"/>
+                <w:sz w:val="24"/>
+                <w:szCs w:val="24"/>
+                <w:lang w:val="en-US"/>
               </w:rPr>
             </w:pPr>
           </w:p>
@@ -2648,52 +2723,6 @@
             <w:pPr>
               <w:spacing w:before="60"/>
             </w:pPr>
-            <w:r>
-              <w:rPr>
-                <w:rFonts w:ascii="BC Sans" w:eastAsia="BC Sans" w:hAnsi="BC Sans" w:cs="BC Sans"/>
-                <w:sz w:val="24"/>
-                <w:szCs w:val="24"/>
-                <w:lang w:val="en-US"/>
-              </w:rPr>
-              <w:t>{</w:t>
-            </w:r>
-            <w:r>
-              <w:rPr>
-                <w:rFonts w:ascii="BC Sans" w:eastAsia="BC Sans" w:hAnsi="BC Sans" w:cs="BC Sans"/>
-                <w:sz w:val="24"/>
-                <w:szCs w:val="24"/>
-                <w:lang w:val="en-US"/>
-              </w:rPr>
-              <w:t>{</w:t>
-            </w:r>
-            <w:proofErr w:type="spellStart"/>
-            <w:r>
-              <w:rPr>
-                <w:rFonts w:ascii="BC Sans" w:eastAsia="BC Sans" w:hAnsi="BC Sans" w:cs="BC Sans"/>
-                <w:sz w:val="24"/>
-                <w:szCs w:val="24"/>
-              </w:rPr>
-              <w:t>environmentalHealthOfficer</w:t>
-            </w:r>
-            <w:proofErr w:type="spellEnd"/>
-            <w:r>
-              <w:rPr>
-                <w:rFonts w:ascii="BC Sans" w:eastAsia="BC Sans" w:hAnsi="BC Sans" w:cs="BC Sans"/>
-                <w:sz w:val="24"/>
-                <w:szCs w:val="24"/>
-                <w:lang w:val="en-US"/>
-              </w:rPr>
-              <w:t>}</w:t>
-            </w:r>
-            <w:r>
-              <w:rPr>
-                <w:rFonts w:ascii="BC Sans" w:eastAsia="BC Sans" w:hAnsi="BC Sans" w:cs="BC Sans"/>
-                <w:sz w:val="24"/>
-                <w:szCs w:val="24"/>
-                <w:lang w:val="en-US"/>
-              </w:rPr>
-              <w:t xml:space="preserve">} </w:t>
-            </w:r>
           </w:p>
           <w:p>
             <w:pPr>
@@ -2705,6 +2734,218 @@
                 <w:lang w:val="en-US"/>
               </w:rPr>
             </w:pPr>
+          </w:p>
+          <w:p>
+            <w:pPr>
+              <w:spacing w:before="120"/>
+              <w:rPr>
+                <w:rFonts w:ascii="BC Sans" w:eastAsia="BC Sans" w:hAnsi="BC Sans" w:cs="BC Sans"/>
+                <w:b/>
+                <w:bCs/>
+                <w:sz w:val="24"/>
+                <w:szCs w:val="24"/>
+                <w:lang w:val="en-US"/>
+              </w:rPr>
+            </w:pPr>
+            <w:r>
+              <w:rPr>
+                <w:rFonts w:ascii="BC Sans" w:eastAsia="BC Sans" w:hAnsi="BC Sans" w:cs="BC Sans"/>
+                <w:b/>
+                <w:bCs/>
+                <w:sz w:val="24"/>
+                <w:szCs w:val="24"/>
+                <w:lang w:val="en-US"/>
+              </w:rPr>
+              <w:t xml:space="preserve">Signature </w:t>
+            </w:r>
+            <w:proofErr w:type="gramStart"/>
+            <w:r>
+              <w:rPr>
+                <w:rFonts w:ascii="BC Sans" w:eastAsia="BC Sans" w:hAnsi="BC Sans" w:cs="BC Sans"/>
+                <w:b/>
+                <w:bCs/>
+                <w:sz w:val="24"/>
+                <w:szCs w:val="24"/>
+                <w:lang w:val="en-US"/>
+              </w:rPr>
+              <w:t xml:space="preserve">Refusal: </w:t>
+            </w:r>
+            <w:r>
+              <w:rPr>
+                <w:rFonts w:ascii="BC Sans" w:eastAsia="BC Sans" w:hAnsi="BC Sans" w:cs="BC Sans"/>
+                <w:sz w:val="24"/>
+                <w:szCs w:val="24"/>
+                <w:lang w:val="en-US"/>
+              </w:rPr>
+              <w:t>{</w:t>
+            </w:r>
+            <w:r>
+              <w:rPr>
+                <w:rFonts w:ascii="BC Sans" w:eastAsia="BC Sans" w:hAnsi="BC Sans" w:cs="BC Sans"/>
+                <w:sz w:val="24"/>
+                <w:szCs w:val="24"/>
+                <w:lang w:val="en-US"/>
+              </w:rPr>
+              <w:t>{</w:t>
+            </w:r>
+            <w:proofErr w:type="spellStart"/>
+            <w:proofErr w:type="gramEnd"/>
+            <w:r>
+              <w:rPr>
+                <w:rFonts w:ascii="BC Sans" w:eastAsia="BC Sans" w:hAnsi="BC Sans" w:cs="BC Sans"/>
+                <w:sz w:val="24"/>
+                <w:szCs w:val="24"/>
+              </w:rPr>
+              <w:t>signatureRefusal</w:t>
+            </w:r>
+            <w:proofErr w:type="spellEnd"/>
+            <w:r>
+              <w:rPr>
+                <w:rFonts w:ascii="BC Sans" w:eastAsia="BC Sans" w:hAnsi="BC Sans" w:cs="BC Sans"/>
+                <w:sz w:val="24"/>
+                <w:szCs w:val="24"/>
+                <w:lang w:val="en-US"/>
+              </w:rPr>
+              <w:t>}}</w:t>
+            </w:r>
+          </w:p>
+          <w:p>
+            <w:pPr>
+              <w:spacing w:before="60"/>
+              <w:rPr>
+                <w:rFonts w:ascii="BC Sans" w:eastAsia="BC Sans" w:hAnsi="BC Sans" w:cs="BC Sans"/>
+                <w:sz w:val="24"/>
+                <w:szCs w:val="24"/>
+                <w:lang w:val="en-US"/>
+              </w:rPr>
+            </w:pPr>
+          </w:p>
+          <w:p>
+            <w:pPr>
+              <w:spacing w:before="120"/>
+              <w:rPr>
+                <w:rFonts w:ascii="BC Sans" w:eastAsia="BC Sans" w:hAnsi="BC Sans" w:cs="BC Sans"/>
+                <w:b/>
+                <w:bCs/>
+                <w:sz w:val="24"/>
+                <w:szCs w:val="24"/>
+                <w:lang w:val="en-CA"/>
+              </w:rPr>
+            </w:pPr>
+            <w:r>
+              <w:rPr>
+                <w:rFonts w:ascii="BC Sans" w:eastAsia="BC Sans" w:hAnsi="BC Sans" w:cs="BC Sans"/>
+                <w:b/>
+                <w:bCs/>
+                <w:sz w:val="24"/>
+                <w:szCs w:val="24"/>
+                <w:lang w:val="en-CA"/>
+              </w:rPr>
+              <w:t>{{#IF_showDeliveryMethod</w:t>
+            </w:r>
+            <w:proofErr w:type="gramStart"/>
+            <w:r>
+              <w:rPr>
+                <w:rFonts w:ascii="BC Sans" w:eastAsia="BC Sans" w:hAnsi="BC Sans" w:cs="BC Sans"/>
+                <w:b/>
+                <w:bCs/>
+                <w:sz w:val="24"/>
+                <w:szCs w:val="24"/>
+                <w:lang w:val="en-CA"/>
+              </w:rPr>
+              <w:t>}}</w:t>
+            </w:r>
+            <w:r>
+              <w:rPr>
+                <w:rFonts w:ascii="BC Sans" w:eastAsia="BC Sans" w:hAnsi="BC Sans" w:cs="BC Sans"/>
+                <w:b/>
+                <w:bCs/>
+                <w:sz w:val="24"/>
+                <w:szCs w:val="24"/>
+                <w:lang w:val="en-US"/>
+              </w:rPr>
+              <w:t>Intended</w:t>
+            </w:r>
+            <w:proofErr w:type="gramEnd"/>
+            <w:r>
+              <w:rPr>
+                <w:rFonts w:ascii="BC Sans" w:eastAsia="BC Sans" w:hAnsi="BC Sans" w:cs="BC Sans"/>
+                <w:b/>
+                <w:bCs/>
+                <w:sz w:val="24"/>
+                <w:szCs w:val="24"/>
+                <w:lang w:val="en-US"/>
+              </w:rPr>
+              <w:t xml:space="preserve"> Delivery Method: </w:t>
+            </w:r>
+            <w:r>
+              <w:rPr>
+                <w:rFonts w:ascii="BC Sans" w:eastAsia="BC Sans" w:hAnsi="BC Sans" w:cs="BC Sans"/>
+                <w:sz w:val="24"/>
+                <w:szCs w:val="24"/>
+                <w:lang w:val="en-CA"/>
+              </w:rPr>
+              <w:t>{{</w:t>
+            </w:r>
+            <w:proofErr w:type="spellStart"/>
+            <w:r>
+              <w:rPr>
+                <w:rFonts w:ascii="BC Sans" w:eastAsia="BC Sans" w:hAnsi="BC Sans" w:cs="BC Sans"/>
+                <w:sz w:val="24"/>
+                <w:szCs w:val="24"/>
+                <w:lang w:val="en-CA"/>
+              </w:rPr>
+              <w:t>deliveryMethod</w:t>
+            </w:r>
+            <w:proofErr w:type="spellEnd"/>
+            <w:r>
+              <w:rPr>
+                <w:rFonts w:ascii="BC Sans" w:eastAsia="BC Sans" w:hAnsi="BC Sans" w:cs="BC Sans"/>
+                <w:sz w:val="24"/>
+                <w:szCs w:val="24"/>
+                <w:lang w:val="en-CA"/>
+              </w:rPr>
+              <w:t>}}</w:t>
+            </w:r>
+            <w:r>
+              <w:rPr>
+                <w:rFonts w:ascii="Courier New" w:eastAsia="Times New Roman" w:hAnsi="Courier New" w:cs="Courier New"/>
+                <w:color w:val="D7BA7D"/>
+                <w:sz w:val="18"/>
+                <w:szCs w:val="18"/>
+                <w:lang w:val="en-CA" w:eastAsia="en-CA"/>
+              </w:rPr>
+              <w:t xml:space="preserve"> </w:t>
+            </w:r>
+            <w:r>
+              <w:rPr>
+                <w:rFonts w:ascii="BC Sans" w:eastAsia="BC Sans" w:hAnsi="BC Sans" w:cs="BC Sans"/>
+                <w:sz w:val="24"/>
+                <w:szCs w:val="24"/>
+                <w:lang w:val="en-CA"/>
+              </w:rPr>
+              <w:t>{{/</w:t>
+            </w:r>
+            <w:proofErr w:type="spellStart"/>
+            <w:r>
+              <w:rPr>
+                <w:rFonts w:ascii="BC Sans" w:eastAsia="BC Sans" w:hAnsi="BC Sans" w:cs="BC Sans"/>
+                <w:sz w:val="24"/>
+                <w:szCs w:val="24"/>
+                <w:lang w:val="en-CA"/>
+              </w:rPr>
+              <w:t>IF_showDeliveryMethod</w:t>
+            </w:r>
+            <w:proofErr w:type="spellEnd"/>
+            <w:r>
+              <w:rPr>
+                <w:rFonts w:ascii="BC Sans" w:eastAsia="BC Sans" w:hAnsi="BC Sans" w:cs="BC Sans"/>
+                <w:sz w:val="24"/>
+                <w:szCs w:val="24"/>
+                <w:lang w:val="en-CA"/>
+              </w:rPr>
+              <w:t>}}</w:t>
+            </w:r>
           </w:p>
         </w:tc>
       </w:tr>
@@ -2718,209 +2959,8 @@
           <w:bCs/>
           <w:sz w:val="24"/>
           <w:szCs w:val="24"/>
-          <w:lang w:val="en-US"/>
         </w:rPr>
       </w:pPr>
-      <w:r>
-        <w:rPr>
-          <w:rFonts w:ascii="BC Sans" w:eastAsia="BC Sans" w:hAnsi="BC Sans" w:cs="BC Sans"/>
-          <w:b/>
-          <w:bCs/>
-          <w:sz w:val="24"/>
-          <w:szCs w:val="24"/>
-          <w:lang w:val="en-US"/>
-        </w:rPr>
-        <w:t xml:space="preserve">Signature </w:t>
-      </w:r>
-      <w:proofErr w:type="gramStart"/>
-      <w:r>
-        <w:rPr>
-          <w:rFonts w:ascii="BC Sans" w:eastAsia="BC Sans" w:hAnsi="BC Sans" w:cs="BC Sans"/>
-          <w:b/>
-          <w:bCs/>
-          <w:sz w:val="24"/>
-          <w:szCs w:val="24"/>
-          <w:lang w:val="en-US"/>
-        </w:rPr>
-        <w:t xml:space="preserve">Refusal: </w:t>
-      </w:r>
-      <w:r>
-        <w:rPr>
-          <w:rFonts w:ascii="BC Sans" w:eastAsia="BC Sans" w:hAnsi="BC Sans" w:cs="BC Sans"/>
-          <w:sz w:val="24"/>
-          <w:szCs w:val="24"/>
-          <w:lang w:val="en-US"/>
-        </w:rPr>
-        <w:t>{</w:t>
-      </w:r>
-      <w:r>
-        <w:rPr>
-          <w:rFonts w:ascii="BC Sans" w:eastAsia="BC Sans" w:hAnsi="BC Sans" w:cs="BC Sans"/>
-          <w:sz w:val="24"/>
-          <w:szCs w:val="24"/>
-          <w:lang w:val="en-US"/>
-        </w:rPr>
-        <w:t>{</w:t>
-      </w:r>
-      <w:proofErr w:type="spellStart"/>
-      <w:proofErr w:type="gramEnd"/>
-      <w:r>
-        <w:rPr>
-          <w:rFonts w:ascii="BC Sans" w:eastAsia="BC Sans" w:hAnsi="BC Sans" w:cs="BC Sans"/>
-          <w:sz w:val="24"/>
-          <w:szCs w:val="24"/>
-        </w:rPr>
-        <w:t>signatureRefusal</w:t>
-      </w:r>
-      <w:proofErr w:type="spellEnd"/>
-      <w:r>
-        <w:rPr>
-          <w:rFonts w:ascii="BC Sans" w:eastAsia="BC Sans" w:hAnsi="BC Sans" w:cs="BC Sans"/>
-          <w:sz w:val="24"/>
-          <w:szCs w:val="24"/>
-          <w:lang w:val="en-US"/>
-        </w:rPr>
-        <w:t>}}</w:t>
-      </w:r>
-    </w:p>
-    <w:p>
-      <w:pPr>
-        <w:spacing w:before="120"/>
-        <w:rPr>
-          <w:rFonts w:ascii="BC Sans" w:eastAsia="BC Sans" w:hAnsi="BC Sans" w:cs="BC Sans"/>
-          <w:b/>
-          <w:bCs/>
-          <w:sz w:val="24"/>
-          <w:szCs w:val="24"/>
-        </w:rPr>
-      </w:pPr>
-    </w:p>
-    <w:p>
-      <w:pPr>
-        <w:spacing w:before="120"/>
-        <w:rPr>
-          <w:rFonts w:ascii="BC Sans" w:eastAsia="BC Sans" w:hAnsi="BC Sans" w:cs="BC Sans"/>
-          <w:b/>
-          <w:bCs/>
-          <w:sz w:val="24"/>
-          <w:szCs w:val="24"/>
-          <w:lang w:val="en-CA"/>
-        </w:rPr>
-      </w:pPr>
-      <w:r>
-        <w:rPr>
-          <w:rFonts w:ascii="BC Sans" w:eastAsia="BC Sans" w:hAnsi="BC Sans" w:cs="BC Sans"/>
-          <w:b/>
-          <w:bCs/>
-          <w:sz w:val="24"/>
-          <w:szCs w:val="24"/>
-          <w:lang w:val="en-CA"/>
-        </w:rPr>
-        <w:t>{{#IF_showDeliveryMethod</w:t>
-      </w:r>
-      <w:proofErr w:type="gramStart"/>
-      <w:r>
-        <w:rPr>
-          <w:rFonts w:ascii="BC Sans" w:eastAsia="BC Sans" w:hAnsi="BC Sans" w:cs="BC Sans"/>
-          <w:b/>
-          <w:bCs/>
-          <w:sz w:val="24"/>
-          <w:szCs w:val="24"/>
-          <w:lang w:val="en-CA"/>
-        </w:rPr>
-        <w:t>}}</w:t>
-      </w:r>
-      <w:r>
-        <w:rPr>
-          <w:rFonts w:ascii="BC Sans" w:eastAsia="BC Sans" w:hAnsi="BC Sans" w:cs="BC Sans"/>
-          <w:b/>
-          <w:bCs/>
-          <w:sz w:val="24"/>
-          <w:szCs w:val="24"/>
-          <w:lang w:val="en-US"/>
-        </w:rPr>
-        <w:t>Intended</w:t>
-      </w:r>
-      <w:proofErr w:type="gramEnd"/>
-      <w:r>
-        <w:rPr>
-          <w:rFonts w:ascii="BC Sans" w:eastAsia="BC Sans" w:hAnsi="BC Sans" w:cs="BC Sans"/>
-          <w:b/>
-          <w:bCs/>
-          <w:sz w:val="24"/>
-          <w:szCs w:val="24"/>
-          <w:lang w:val="en-US"/>
-        </w:rPr>
-        <w:t xml:space="preserve"> Delivery Method: </w:t>
-      </w:r>
-      <w:r>
-        <w:rPr>
-          <w:rFonts w:ascii="BC Sans" w:eastAsia="BC Sans" w:hAnsi="BC Sans" w:cs="BC Sans"/>
-          <w:sz w:val="24"/>
-          <w:szCs w:val="24"/>
-          <w:lang w:val="en-CA"/>
-        </w:rPr>
-        <w:t>{{</w:t>
-      </w:r>
-      <w:proofErr w:type="spellStart"/>
-      <w:r>
-        <w:rPr>
-          <w:rFonts w:ascii="BC Sans" w:eastAsia="BC Sans" w:hAnsi="BC Sans" w:cs="BC Sans"/>
-          <w:sz w:val="24"/>
-          <w:szCs w:val="24"/>
-          <w:lang w:val="en-CA"/>
-        </w:rPr>
-        <w:t>deliveryMethod</w:t>
-      </w:r>
-      <w:proofErr w:type="spellEnd"/>
-      <w:r>
-        <w:rPr>
-          <w:rFonts w:ascii="BC Sans" w:eastAsia="BC Sans" w:hAnsi="BC Sans" w:cs="BC Sans"/>
-          <w:sz w:val="24"/>
-          <w:szCs w:val="24"/>
-          <w:lang w:val="en-CA"/>
-        </w:rPr>
-        <w:t>}}</w:t>
-      </w:r>
-      <w:r>
-        <w:rPr>
-          <w:rFonts w:ascii="Courier New" w:eastAsia="Times New Roman" w:hAnsi="Courier New" w:cs="Courier New"/>
-          <w:color w:val="D7BA7D"/>
-          <w:sz w:val="18"/>
-          <w:szCs w:val="18"/>
-          <w:lang w:val="en-CA" w:eastAsia="en-CA"/>
-        </w:rPr>
-        <w:t xml:space="preserve"> </w:t>
-      </w:r>
-      <w:r>
-        <w:rPr>
-          <w:rFonts w:ascii="BC Sans" w:eastAsia="BC Sans" w:hAnsi="BC Sans" w:cs="BC Sans"/>
-          <w:sz w:val="24"/>
-          <w:szCs w:val="24"/>
-          <w:lang w:val="en-CA"/>
-        </w:rPr>
-        <w:t>{{/</w:t>
-      </w:r>
-      <w:proofErr w:type="spellStart"/>
-      <w:r>
-        <w:rPr>
-          <w:rFonts w:ascii="BC Sans" w:eastAsia="BC Sans" w:hAnsi="BC Sans" w:cs="BC Sans"/>
-          <w:sz w:val="24"/>
-          <w:szCs w:val="24"/>
-          <w:lang w:val="en-CA"/>
-        </w:rPr>
-        <w:t>IF_showDeliveryMethod</w:t>
-      </w:r>
-      <w:proofErr w:type="spellEnd"/>
-      <w:r>
-        <w:rPr>
-          <w:rFonts w:ascii="BC Sans" w:eastAsia="BC Sans" w:hAnsi="BC Sans" w:cs="BC Sans"/>
-          <w:sz w:val="24"/>
-          <w:szCs w:val="24"/>
-          <w:lang w:val="en-CA"/>
-        </w:rPr>
-        <w:t>}}</w:t>
-      </w:r>
     </w:p>
     <w:p/>
     <w:p/>

--- a/PHOCS-Docgentemplates/PHOCSInspReportTemplate.docx
+++ b/PHOCS-Docgentemplates/PHOCSInspReportTemplate.docx
@@ -1975,7 +1975,6 @@
                 <w:tag w:val="goog_rdk_8"/>
                 <w:id w:val="-1837352876"/>
               </w:sdtPr>
-              <w:sdtEndPr/>
               <w:sdtContent/>
             </w:sdt>
             <w:r>
@@ -1992,6 +1991,8 @@
             <w:r>
               <w:rPr>
                 <w:rFonts w:ascii="BC Sans" w:eastAsia="BC Sans" w:hAnsi="BC Sans" w:cs="BC Sans"/>
+                <w:b/>
+                <w:bCs/>
                 <w:color w:val="ED0000"/>
                 <w:sz w:val="24"/>
                 <w:szCs w:val="24"/>
@@ -2003,6 +2004,8 @@
             <w:r>
               <w:rPr>
                 <w:rFonts w:ascii="BC Sans" w:eastAsia="BC Sans" w:hAnsi="BC Sans" w:cs="BC Sans"/>
+                <w:b/>
+                <w:bCs/>
                 <w:color w:val="ED0000"/>
                 <w:sz w:val="24"/>
                 <w:szCs w:val="24"/>
@@ -2014,6 +2017,8 @@
             <w:r>
               <w:rPr>
                 <w:rFonts w:ascii="BC Sans" w:eastAsia="BC Sans" w:hAnsi="BC Sans" w:cs="BC Sans"/>
+                <w:b/>
+                <w:bCs/>
                 <w:color w:val="ED0000"/>
                 <w:sz w:val="24"/>
                 <w:szCs w:val="24"/>
@@ -2025,12 +2030,24 @@
             <w:r>
               <w:rPr>
                 <w:rFonts w:ascii="BC Sans" w:eastAsia="BC Sans" w:hAnsi="BC Sans" w:cs="BC Sans"/>
+                <w:b/>
+                <w:bCs/>
                 <w:color w:val="ED0000"/>
                 <w:sz w:val="24"/>
                 <w:szCs w:val="24"/>
                 <w:lang w:val="en-CA"/>
               </w:rPr>
-              <w:t>{/IF_statusRed</w:t>
+              <w:t>{/</w:t>
+            </w:r>
+            <w:r>
+              <w:rPr>
+                <w:rFonts w:ascii="BC Sans" w:eastAsia="BC Sans" w:hAnsi="BC Sans" w:cs="BC Sans"/>
+                <w:color w:val="ED0000"/>
+                <w:sz w:val="24"/>
+                <w:szCs w:val="24"/>
+                <w:lang w:val="en-CA"/>
+              </w:rPr>
+              <w:t>IF_statusRed</w:t>
             </w:r>
             <w:proofErr w:type="gramStart"/>
             <w:r>
@@ -2068,6 +2085,8 @@
             <w:r>
               <w:rPr>
                 <w:rFonts w:ascii="BC Sans" w:eastAsia="BC Sans" w:hAnsi="BC Sans" w:cs="BC Sans"/>
+                <w:b/>
+                <w:bCs/>
                 <w:color w:val="1A1A2E"/>
                 <w:sz w:val="24"/>
                 <w:szCs w:val="24"/>
@@ -2079,6 +2098,8 @@
             <w:r>
               <w:rPr>
                 <w:rFonts w:ascii="BC Sans" w:eastAsia="BC Sans" w:hAnsi="BC Sans" w:cs="BC Sans"/>
+                <w:b/>
+                <w:bCs/>
                 <w:color w:val="1A1A2E"/>
                 <w:sz w:val="24"/>
                 <w:szCs w:val="24"/>
@@ -2090,12 +2111,24 @@
             <w:r>
               <w:rPr>
                 <w:rFonts w:ascii="BC Sans" w:eastAsia="BC Sans" w:hAnsi="BC Sans" w:cs="BC Sans"/>
-                <w:color w:val="1A1A2E"/>
-                <w:sz w:val="24"/>
-                <w:szCs w:val="24"/>
-                <w:lang w:val="en-CA"/>
-              </w:rPr>
-              <w:t>}}{</w:t>
+                <w:b/>
+                <w:bCs/>
+                <w:color w:val="1A1A2E"/>
+                <w:sz w:val="24"/>
+                <w:szCs w:val="24"/>
+                <w:lang w:val="en-CA"/>
+              </w:rPr>
+              <w:t>}}</w:t>
+            </w:r>
+            <w:r>
+              <w:rPr>
+                <w:rFonts w:ascii="BC Sans" w:eastAsia="BC Sans" w:hAnsi="BC Sans" w:cs="BC Sans"/>
+                <w:color w:val="1A1A2E"/>
+                <w:sz w:val="24"/>
+                <w:szCs w:val="24"/>
+                <w:lang w:val="en-CA"/>
+              </w:rPr>
+              <w:t>{</w:t>
             </w:r>
             <w:proofErr w:type="gramEnd"/>
             <w:r>
@@ -2154,6 +2187,8 @@
             <w:r>
               <w:rPr>
                 <w:rFonts w:ascii="BC Sans" w:eastAsia="BC Sans" w:hAnsi="BC Sans" w:cs="BC Sans"/>
+                <w:b/>
+                <w:bCs/>
                 <w:color w:val="ED0000"/>
                 <w:sz w:val="24"/>
                 <w:szCs w:val="24"/>
@@ -2165,6 +2200,8 @@
             <w:r>
               <w:rPr>
                 <w:rFonts w:ascii="Courier New" w:eastAsia="Times New Roman" w:hAnsi="Courier New" w:cs="Courier New"/>
+                <w:b/>
+                <w:bCs/>
                 <w:color w:val="ED0000"/>
                 <w:sz w:val="18"/>
                 <w:szCs w:val="18"/>
@@ -2175,6 +2212,8 @@
             <w:r>
               <w:rPr>
                 <w:rFonts w:ascii="BC Sans" w:eastAsia="BC Sans" w:hAnsi="BC Sans" w:cs="BC Sans"/>
+                <w:b/>
+                <w:bCs/>
                 <w:color w:val="ED0000"/>
                 <w:sz w:val="24"/>
                 <w:szCs w:val="24"/>
@@ -2259,6 +2298,8 @@
             <w:r>
               <w:rPr>
                 <w:rFonts w:ascii="BC Sans" w:eastAsia="BC Sans" w:hAnsi="BC Sans" w:cs="BC Sans"/>
+                <w:b/>
+                <w:bCs/>
                 <w:color w:val="1A1A2E"/>
                 <w:sz w:val="24"/>
                 <w:szCs w:val="24"/>
@@ -2603,7 +2644,6 @@
                 <w:tag w:val="goog_rdk_15"/>
                 <w:id w:val="14192691"/>
               </w:sdtPr>
-              <w:sdtEndPr/>
               <w:sdtContent/>
             </w:sdt>
             <w:r>
@@ -2841,6 +2881,7 @@
                 <w:szCs w:val="24"/>
                 <w:lang w:val="en-CA"/>
               </w:rPr>
+              <w:lastRenderedPageBreak/>
               <w:t>{{#IF_showDeliveryMethod</w:t>
             </w:r>
             <w:proofErr w:type="gramStart"/>
@@ -3023,7 +3064,6 @@
         <w:docPartUnique/>
       </w:docPartObj>
     </w:sdtPr>
-    <w:sdtEndPr/>
     <w:sdtContent>
       <w:p>
         <w:pPr>
@@ -3153,7 +3193,6 @@
         <w:docPartUnique/>
       </w:docPartObj>
     </w:sdtPr>
-    <w:sdtEndPr/>
     <w:sdtContent>
       <w:p>
         <w:pPr>
